--- a/deliverables/VIDEO_7_Are_You_Growing_Or_Just_Being_Given_More_Work_FINAL/Video_7_Six_Short_Form_Recording_Scripts.docx
+++ b/deliverables/VIDEO_7_Are_You_Growing_Or_Just_Being_Given_More_Work_FINAL/Video_7_Six_Short_Form_Recording_Scripts.docx
@@ -63,7 +63,21 @@
           <w:color w:val="5A6B82"/>
           <w:sz w:val="21"/>
         </w:rPr>
-        <w:t>Separate vertical takes, recorded intentionally rather than clipped from the horizontal master. Each stands alone for somebody who has never seen the long-form video. Every claim and every boundary is already in the v2.0 Recording Master.</w:t>
+        <w:t>Separate vertical takes, recorded intentionally rather than clipped from the horizontal master. Each stands alone for somebody who has never seen the long-form video, so each paraphrases where a standalone viewer needs it. Nothing here says something the September 9 locked script denies.</w:t>
+      </w:r>
+    </w:p>
+    <w:p>
+      <w:pPr>
+        <w:spacing w:before="0" w:after="160"/>
+      </w:pPr>
+      <w:r>
+        <w:rPr>
+          <w:b w:val="0"/>
+          <w:i w:val="0"/>
+          <w:color w:val="112345"/>
+          <w:sz w:val="21"/>
+        </w:rPr>
+        <w:t>In this synchronization: COPY UPDATE 1,  REUSE 5.  Only genuine contradictions and obsolete references were corrected.</w:t>
       </w:r>
     </w:p>
     <w:p>
@@ -82,7 +96,7 @@
           <w:color w:val="9B2C10"/>
           <w:sz w:val="21"/>
         </w:rPr>
-        <w:t>Record all six vertically, 9:16, as their own takes. These are additional to the long-form recording session and are not inside its time estimate. Budget roughly 35 to 50 extra minutes per video for six short takes plus resets.</w:t>
+        <w:t>Record all six vertically, 9:16, as their own takes. These are additional to the long-form recording session and are not inside its estimate. Budget roughly 35 to 50 extra minutes per video for six short takes plus resets.</w:t>
       </w:r>
     </w:p>
     <w:p>
@@ -115,6 +129,25 @@
           <w:sz w:val="26"/>
         </w:rPr>
         <w:t>SHORT 1  ·  Sometimes the Reward for Being Dependable Is More Work</w:t>
+      </w:r>
+    </w:p>
+    <w:p>
+      <w:pPr>
+        <w:spacing w:after="80"/>
+      </w:pPr>
+      <w:r>
+        <w:rPr>
+          <w:b/>
+          <w:color w:val="8A6D1E"/>
+          <w:sz w:val="20"/>
+        </w:rPr>
+        <w:t xml:space="preserve">Status in this synchronization  </w:t>
+      </w:r>
+      <w:r>
+        <w:rPr>
+          <w:sz w:val="21"/>
+        </w:rPr>
+        <w:t>REUSE</w:t>
       </w:r>
     </w:p>
     <w:p>
@@ -438,7 +471,7 @@
     </w:p>
     <w:p>
       <w:pPr>
-        <w:spacing w:before="0" w:after="160"/>
+        <w:spacing w:before="0" w:after="80"/>
       </w:pPr>
       <w:r>
         <w:rPr>
@@ -452,6 +485,20 @@
     </w:p>
     <w:p>
       <w:pPr>
+        <w:spacing w:before="0" w:after="160"/>
+      </w:pPr>
+      <w:r>
+        <w:rPr>
+          <w:b w:val="0"/>
+          <w:i w:val="0"/>
+          <w:color w:val="5A6B82"/>
+          <w:sz w:val="20"/>
+        </w:rPr>
+        <w:t>Why this status: Semantically aligned with the locked script. It paraphrases for a standalone vertical audience, which is intended, and asserts nothing the script denies.</w:t>
+      </w:r>
+    </w:p>
+    <w:p>
+      <w:pPr>
         <w:spacing w:before="280" w:after="100"/>
         <w:keepNext w:val="1"/>
         <w:keepLines w:val="1"/>
@@ -464,6 +511,25 @@
           <w:sz w:val="26"/>
         </w:rPr>
         <w:t>SHORT 2  ·  The CAR Test in 45 Seconds</w:t>
+      </w:r>
+    </w:p>
+    <w:p>
+      <w:pPr>
+        <w:spacing w:after="80"/>
+      </w:pPr>
+      <w:r>
+        <w:rPr>
+          <w:b/>
+          <w:color w:val="8A6D1E"/>
+          <w:sz w:val="20"/>
+        </w:rPr>
+        <w:t xml:space="preserve">Status in this synchronization  </w:t>
+      </w:r>
+      <w:r>
+        <w:rPr>
+          <w:sz w:val="21"/>
+        </w:rPr>
+        <w:t>COPY UPDATE</w:t>
       </w:r>
     </w:p>
     <w:p>
@@ -611,7 +677,7 @@
           <w:i w:val="0"/>
           <w:sz w:val="24"/>
         </w:rPr>
-        <w:t>C is for Complexity. Did the problem become harder, or did the volume simply increase?</w:t>
+        <w:t>C is for Complexity. Did the problem become more complex, or did the volume simply increase?</w:t>
       </w:r>
     </w:p>
     <w:p>
@@ -650,7 +716,7 @@
           <w:i w:val="0"/>
           <w:sz w:val="24"/>
         </w:rPr>
-        <w:t>If all three are expanding, you probably have a real growth case. The work may still be demanding, but the career case is visible.</w:t>
+        <w:t>If all three are expanding, the career case for growth is visible. The work may still be demanding, but you can see what it is building.</w:t>
       </w:r>
     </w:p>
     <w:p>
@@ -663,7 +729,7 @@
           <w:i w:val="0"/>
           <w:sz w:val="24"/>
         </w:rPr>
-        <w:t>If the volume grew and those three did not, the role may have expanded mainly as workload.</w:t>
+        <w:t>If the volume grew and those three did not, the role has expanded mainly as workload.</w:t>
       </w:r>
     </w:p>
     <w:p>
@@ -676,7 +742,7 @@
           <w:i w:val="0"/>
           <w:sz w:val="24"/>
         </w:rPr>
-        <w:t>That can be fine for a short season. Just give the season a boundary.</w:t>
+        <w:t>That may be acceptable for a short season. Just give the season a boundary and a review date.</w:t>
       </w:r>
     </w:p>
     <w:p>
@@ -787,7 +853,7 @@
     </w:p>
     <w:p>
       <w:pPr>
-        <w:spacing w:before="0" w:after="160"/>
+        <w:spacing w:before="0" w:after="80"/>
       </w:pPr>
       <w:r>
         <w:rPr>
@@ -796,7 +862,21 @@
           <w:color w:val="5A6B82"/>
           <w:sz w:val="20"/>
         </w:rPr>
-        <w:t>Carried from v1.0 and extended with the boundary line, which is the v2.0 master's non-exploitation guardrail.</w:t>
+        <w:t>Corrected for the September 9 lock. "A real growth case" became the script's conditional "the career case for growth is visible."</w:t>
+      </w:r>
+    </w:p>
+    <w:p>
+      <w:pPr>
+        <w:spacing w:before="0" w:after="160"/>
+      </w:pPr>
+      <w:r>
+        <w:rPr>
+          <w:b w:val="0"/>
+          <w:i w:val="0"/>
+          <w:color w:val="5A6B82"/>
+          <w:sz w:val="20"/>
+        </w:rPr>
+        <w:t>Why this status: The reading line said "you probably have a real growth case." The locked script says the career case for growth is visible, and the master's own visual map says GROWTH CASE VISIBLE. The CAR explanation itself is unchanged.</w:t>
       </w:r>
     </w:p>
     <w:p>
@@ -813,6 +893,25 @@
           <w:sz w:val="26"/>
         </w:rPr>
         <w:t>SHORT 3  ·  Responsibility, Accountability, Authority</w:t>
+      </w:r>
+    </w:p>
+    <w:p>
+      <w:pPr>
+        <w:spacing w:after="80"/>
+      </w:pPr>
+      <w:r>
+        <w:rPr>
+          <w:b/>
+          <w:color w:val="8A6D1E"/>
+          <w:sz w:val="20"/>
+        </w:rPr>
+        <w:t xml:space="preserve">Status in this synchronization  </w:t>
+      </w:r>
+      <w:r>
+        <w:rPr>
+          <w:sz w:val="21"/>
+        </w:rPr>
+        <w:t>REUSE</w:t>
       </w:r>
     </w:p>
     <w:p>
@@ -1123,7 +1222,7 @@
     </w:p>
     <w:p>
       <w:pPr>
-        <w:spacing w:before="0" w:after="160"/>
+        <w:spacing w:before="0" w:after="80"/>
       </w:pPr>
       <w:r>
         <w:rPr>
@@ -1137,6 +1236,20 @@
     </w:p>
     <w:p>
       <w:pPr>
+        <w:spacing w:before="0" w:after="160"/>
+      </w:pPr>
+      <w:r>
+        <w:rPr>
+          <w:b w:val="0"/>
+          <w:i w:val="0"/>
+          <w:color w:val="5A6B82"/>
+          <w:sz w:val="20"/>
+        </w:rPr>
+        <w:t>Why this status: Semantically aligned with the locked script. It paraphrases for a standalone vertical audience, which is intended, and asserts nothing the script denies.</w:t>
+      </w:r>
+    </w:p>
+    <w:p>
+      <w:pPr>
         <w:spacing w:before="360" w:after="80"/>
         <w:keepNext w:val="1"/>
         <w:keepLines w:val="1"/>
@@ -1165,6 +1278,25 @@
           <w:sz w:val="26"/>
         </w:rPr>
         <w:t>SHORT 4  ·  Volume Is Not Complexity</w:t>
+      </w:r>
+    </w:p>
+    <w:p>
+      <w:pPr>
+        <w:spacing w:after="80"/>
+      </w:pPr>
+      <w:r>
+        <w:rPr>
+          <w:b/>
+          <w:color w:val="8A6D1E"/>
+          <w:sz w:val="20"/>
+        </w:rPr>
+        <w:t xml:space="preserve">Status in this synchronization  </w:t>
+      </w:r>
+      <w:r>
+        <w:rPr>
+          <w:sz w:val="21"/>
+        </w:rPr>
+        <w:t>REUSE</w:t>
       </w:r>
     </w:p>
     <w:p>
@@ -1462,7 +1594,7 @@
     </w:p>
     <w:p>
       <w:pPr>
-        <w:spacing w:before="0" w:after="160"/>
+        <w:spacing w:before="0" w:after="80"/>
       </w:pPr>
       <w:r>
         <w:rPr>
@@ -1476,6 +1608,20 @@
     </w:p>
     <w:p>
       <w:pPr>
+        <w:spacing w:before="0" w:after="160"/>
+      </w:pPr>
+      <w:r>
+        <w:rPr>
+          <w:b w:val="0"/>
+          <w:i w:val="0"/>
+          <w:color w:val="5A6B82"/>
+          <w:sz w:val="20"/>
+        </w:rPr>
+        <w:t>Why this status: Semantically aligned with the locked script. It paraphrases for a standalone vertical audience, which is intended, and asserts nothing the script denies.</w:t>
+      </w:r>
+    </w:p>
+    <w:p>
+      <w:pPr>
         <w:spacing w:before="280" w:after="100"/>
         <w:keepNext w:val="1"/>
         <w:keepLines w:val="1"/>
@@ -1488,6 +1634,25 @@
           <w:sz w:val="26"/>
         </w:rPr>
         <w:t>SHORT 5  ·  Praise Is Not Role Design</w:t>
+      </w:r>
+    </w:p>
+    <w:p>
+      <w:pPr>
+        <w:spacing w:after="80"/>
+      </w:pPr>
+      <w:r>
+        <w:rPr>
+          <w:b/>
+          <w:color w:val="8A6D1E"/>
+          <w:sz w:val="20"/>
+        </w:rPr>
+        <w:t xml:space="preserve">Status in this synchronization  </w:t>
+      </w:r>
+      <w:r>
+        <w:rPr>
+          <w:sz w:val="21"/>
+        </w:rPr>
+        <w:t>REUSE</w:t>
       </w:r>
     </w:p>
     <w:p>
@@ -1785,7 +1950,7 @@
     </w:p>
     <w:p>
       <w:pPr>
-        <w:spacing w:before="0" w:after="160"/>
+        <w:spacing w:before="0" w:after="80"/>
       </w:pPr>
       <w:r>
         <w:rPr>
@@ -1799,6 +1964,20 @@
     </w:p>
     <w:p>
       <w:pPr>
+        <w:spacing w:before="0" w:after="160"/>
+      </w:pPr>
+      <w:r>
+        <w:rPr>
+          <w:b w:val="0"/>
+          <w:i w:val="0"/>
+          <w:color w:val="5A6B82"/>
+          <w:sz w:val="20"/>
+        </w:rPr>
+        <w:t>Why this status: Semantically aligned with the locked script. It paraphrases for a standalone vertical audience, which is intended, and asserts nothing the script denies.</w:t>
+      </w:r>
+    </w:p>
+    <w:p>
+      <w:pPr>
         <w:spacing w:before="280" w:after="100"/>
         <w:keepNext w:val="1"/>
         <w:keepLines w:val="1"/>
@@ -1811,6 +1990,25 @@
           <w:sz w:val="26"/>
         </w:rPr>
         <w:t>SHORT 6  ·  Four Questions When Your Scope Expands</w:t>
+      </w:r>
+    </w:p>
+    <w:p>
+      <w:pPr>
+        <w:spacing w:after="80"/>
+      </w:pPr>
+      <w:r>
+        <w:rPr>
+          <w:b/>
+          <w:color w:val="8A6D1E"/>
+          <w:sz w:val="20"/>
+        </w:rPr>
+        <w:t xml:space="preserve">Status in this synchronization  </w:t>
+      </w:r>
+      <w:r>
+        <w:rPr>
+          <w:sz w:val="21"/>
+        </w:rPr>
+        <w:t>REUSE</w:t>
       </w:r>
     </w:p>
     <w:p>
@@ -2134,7 +2332,7 @@
     </w:p>
     <w:p>
       <w:pPr>
-        <w:spacing w:before="0" w:after="160"/>
+        <w:spacing w:before="0" w:after="80"/>
       </w:pPr>
       <w:r>
         <w:rPr>
@@ -2144,6 +2342,20 @@
           <w:sz w:val="20"/>
         </w:rPr>
         <w:t>Carried from v1.0. Split across two frames for phone readability, matching the two scope-conversation assets in the long-form package.</w:t>
+      </w:r>
+    </w:p>
+    <w:p>
+      <w:pPr>
+        <w:spacing w:before="0" w:after="160"/>
+      </w:pPr>
+      <w:r>
+        <w:rPr>
+          <w:b w:val="0"/>
+          <w:i w:val="0"/>
+          <w:color w:val="5A6B82"/>
+          <w:sz w:val="20"/>
+        </w:rPr>
+        <w:t>Why this status: Semantically aligned with the locked script. It paraphrases for a standalone vertical audience, which is intended, and asserts nothing the script denies.</w:t>
       </w:r>
     </w:p>
     <w:sectPr>
